--- a/04-reformulacion/T2/docx/T2_19_Control-de-KPI.docx
+++ b/04-reformulacion/T2/docx/T2_19_Control-de-KPI.docx
@@ -822,13 +822,13 @@
         </w:tblBorders>
       </w:tblPr>
       <w:tblGrid>
-        <w:gridCol w:w="974"/>
-        <w:gridCol w:w="1504"/>
-        <w:gridCol w:w="1641"/>
-        <w:gridCol w:w="974"/>
-        <w:gridCol w:w="1614"/>
-        <w:gridCol w:w="1012"/>
-        <w:gridCol w:w="1641"/>
+        <w:gridCol w:w="973"/>
+        <w:gridCol w:w="1612"/>
+        <w:gridCol w:w="1612"/>
+        <w:gridCol w:w="973"/>
+        <w:gridCol w:w="1585"/>
+        <w:gridCol w:w="994"/>
+        <w:gridCol w:w="1611"/>
       </w:tblGrid>
       <w:tr>
         <w:trPr>
@@ -836,7 +836,7 @@
         </w:trPr>
         <w:tc>
           <w:tcPr>
-            <w:tcW w:type="dxa" w:w="974"/>
+            <w:tcW w:type="dxa" w:w="973"/>
             <w:tcBorders>
               <w:top w:val="single" w:color="D9C3A8" w:sz="4"/>
               <w:left w:val="single" w:color="D9C3A8" w:sz="4"/>
@@ -866,7 +866,7 @@
         </w:tc>
         <w:tc>
           <w:tcPr>
-            <w:tcW w:type="dxa" w:w="1504"/>
+            <w:tcW w:type="dxa" w:w="1612"/>
             <w:tcBorders>
               <w:top w:val="single" w:color="D9C3A8" w:sz="4"/>
               <w:left w:val="single" w:color="D9C3A8" w:sz="4"/>
@@ -896,7 +896,7 @@
         </w:tc>
         <w:tc>
           <w:tcPr>
-            <w:tcW w:type="dxa" w:w="1641"/>
+            <w:tcW w:type="dxa" w:w="1612"/>
             <w:tcBorders>
               <w:top w:val="single" w:color="D9C3A8" w:sz="4"/>
               <w:left w:val="single" w:color="D9C3A8" w:sz="4"/>
@@ -926,7 +926,7 @@
         </w:tc>
         <w:tc>
           <w:tcPr>
-            <w:tcW w:type="dxa" w:w="974"/>
+            <w:tcW w:type="dxa" w:w="973"/>
             <w:tcBorders>
               <w:top w:val="single" w:color="D9C3A8" w:sz="4"/>
               <w:left w:val="single" w:color="D9C3A8" w:sz="4"/>
@@ -956,7 +956,7 @@
         </w:tc>
         <w:tc>
           <w:tcPr>
-            <w:tcW w:type="dxa" w:w="1614"/>
+            <w:tcW w:type="dxa" w:w="1585"/>
             <w:tcBorders>
               <w:top w:val="single" w:color="D9C3A8" w:sz="4"/>
               <w:left w:val="single" w:color="D9C3A8" w:sz="4"/>
@@ -986,7 +986,7 @@
         </w:tc>
         <w:tc>
           <w:tcPr>
-            <w:tcW w:type="dxa" w:w="1012"/>
+            <w:tcW w:type="dxa" w:w="994"/>
             <w:tcBorders>
               <w:top w:val="single" w:color="D9C3A8" w:sz="4"/>
               <w:left w:val="single" w:color="D9C3A8" w:sz="4"/>
@@ -1016,7 +1016,7 @@
         </w:tc>
         <w:tc>
           <w:tcPr>
-            <w:tcW w:type="dxa" w:w="1641"/>
+            <w:tcW w:type="dxa" w:w="1611"/>
             <w:tcBorders>
               <w:top w:val="single" w:color="D9C3A8" w:sz="4"/>
               <w:left w:val="single" w:color="D9C3A8" w:sz="4"/>
@@ -1051,7 +1051,7 @@
         </w:trPr>
         <w:tc>
           <w:tcPr>
-            <w:tcW w:type="dxa" w:w="974"/>
+            <w:tcW w:type="dxa" w:w="973"/>
             <w:tcBorders>
               <w:top w:val="single" w:color="D9C3A8" w:sz="4"/>
               <w:left w:val="single" w:color="D9C3A8" w:sz="4"/>
@@ -1078,7 +1078,7 @@
         </w:tc>
         <w:tc>
           <w:tcPr>
-            <w:tcW w:type="dxa" w:w="1504"/>
+            <w:tcW w:type="dxa" w:w="1612"/>
             <w:tcBorders>
               <w:top w:val="single" w:color="D9C3A8" w:sz="4"/>
               <w:left w:val="single" w:color="D9C3A8" w:sz="4"/>
@@ -1105,7 +1105,7 @@
         </w:tc>
         <w:tc>
           <w:tcPr>
-            <w:tcW w:type="dxa" w:w="1641"/>
+            <w:tcW w:type="dxa" w:w="1612"/>
             <w:tcBorders>
               <w:top w:val="single" w:color="D9C3A8" w:sz="4"/>
               <w:left w:val="single" w:color="D9C3A8" w:sz="4"/>
@@ -1132,7 +1132,7 @@
         </w:tc>
         <w:tc>
           <w:tcPr>
-            <w:tcW w:type="dxa" w:w="974"/>
+            <w:tcW w:type="dxa" w:w="973"/>
             <w:tcBorders>
               <w:top w:val="single" w:color="D9C3A8" w:sz="4"/>
               <w:left w:val="single" w:color="D9C3A8" w:sz="4"/>
@@ -1159,7 +1159,7 @@
         </w:tc>
         <w:tc>
           <w:tcPr>
-            <w:tcW w:type="dxa" w:w="1614"/>
+            <w:tcW w:type="dxa" w:w="1585"/>
             <w:tcBorders>
               <w:top w:val="single" w:color="D9C3A8" w:sz="4"/>
               <w:left w:val="single" w:color="D9C3A8" w:sz="4"/>
@@ -1186,7 +1186,7 @@
         </w:tc>
         <w:tc>
           <w:tcPr>
-            <w:tcW w:type="dxa" w:w="1012"/>
+            <w:tcW w:type="dxa" w:w="994"/>
             <w:tcBorders>
               <w:top w:val="single" w:color="D9C3A8" w:sz="4"/>
               <w:left w:val="single" w:color="D9C3A8" w:sz="4"/>
@@ -1213,7 +1213,7 @@
         </w:tc>
         <w:tc>
           <w:tcPr>
-            <w:tcW w:type="dxa" w:w="1641"/>
+            <w:tcW w:type="dxa" w:w="1611"/>
             <w:tcBorders>
               <w:top w:val="single" w:color="D9C3A8" w:sz="4"/>
               <w:left w:val="single" w:color="D9C3A8" w:sz="4"/>
@@ -1261,7 +1261,7 @@
         </w:trPr>
         <w:tc>
           <w:tcPr>
-            <w:tcW w:type="dxa" w:w="974"/>
+            <w:tcW w:type="dxa" w:w="973"/>
             <w:tcBorders>
               <w:top w:val="single" w:color="D9C3A8" w:sz="4"/>
               <w:left w:val="single" w:color="D9C3A8" w:sz="4"/>
@@ -1288,7 +1288,7 @@
         </w:tc>
         <w:tc>
           <w:tcPr>
-            <w:tcW w:type="dxa" w:w="1504"/>
+            <w:tcW w:type="dxa" w:w="1612"/>
             <w:tcBorders>
               <w:top w:val="single" w:color="D9C3A8" w:sz="4"/>
               <w:left w:val="single" w:color="D9C3A8" w:sz="4"/>
@@ -1315,7 +1315,7 @@
         </w:tc>
         <w:tc>
           <w:tcPr>
-            <w:tcW w:type="dxa" w:w="1641"/>
+            <w:tcW w:type="dxa" w:w="1612"/>
             <w:tcBorders>
               <w:top w:val="single" w:color="D9C3A8" w:sz="4"/>
               <w:left w:val="single" w:color="D9C3A8" w:sz="4"/>
@@ -1342,7 +1342,7 @@
         </w:tc>
         <w:tc>
           <w:tcPr>
-            <w:tcW w:type="dxa" w:w="974"/>
+            <w:tcW w:type="dxa" w:w="973"/>
             <w:tcBorders>
               <w:top w:val="single" w:color="D9C3A8" w:sz="4"/>
               <w:left w:val="single" w:color="D9C3A8" w:sz="4"/>
@@ -1369,7 +1369,7 @@
         </w:tc>
         <w:tc>
           <w:tcPr>
-            <w:tcW w:type="dxa" w:w="1614"/>
+            <w:tcW w:type="dxa" w:w="1585"/>
             <w:tcBorders>
               <w:top w:val="single" w:color="D9C3A8" w:sz="4"/>
               <w:left w:val="single" w:color="D9C3A8" w:sz="4"/>
@@ -1396,7 +1396,7 @@
         </w:tc>
         <w:tc>
           <w:tcPr>
-            <w:tcW w:type="dxa" w:w="1012"/>
+            <w:tcW w:type="dxa" w:w="994"/>
             <w:tcBorders>
               <w:top w:val="single" w:color="D9C3A8" w:sz="4"/>
               <w:left w:val="single" w:color="D9C3A8" w:sz="4"/>
@@ -1423,7 +1423,7 @@
         </w:tc>
         <w:tc>
           <w:tcPr>
-            <w:tcW w:type="dxa" w:w="1641"/>
+            <w:tcW w:type="dxa" w:w="1611"/>
             <w:tcBorders>
               <w:top w:val="single" w:color="D9C3A8" w:sz="4"/>
               <w:left w:val="single" w:color="D9C3A8" w:sz="4"/>
@@ -1471,7 +1471,7 @@
         </w:trPr>
         <w:tc>
           <w:tcPr>
-            <w:tcW w:type="dxa" w:w="974"/>
+            <w:tcW w:type="dxa" w:w="973"/>
             <w:tcBorders>
               <w:top w:val="single" w:color="D9C3A8" w:sz="4"/>
               <w:left w:val="single" w:color="D9C3A8" w:sz="4"/>
@@ -1498,7 +1498,7 @@
         </w:tc>
         <w:tc>
           <w:tcPr>
-            <w:tcW w:type="dxa" w:w="1504"/>
+            <w:tcW w:type="dxa" w:w="1612"/>
             <w:tcBorders>
               <w:top w:val="single" w:color="D9C3A8" w:sz="4"/>
               <w:left w:val="single" w:color="D9C3A8" w:sz="4"/>
@@ -1525,7 +1525,7 @@
         </w:tc>
         <w:tc>
           <w:tcPr>
-            <w:tcW w:type="dxa" w:w="1641"/>
+            <w:tcW w:type="dxa" w:w="1612"/>
             <w:tcBorders>
               <w:top w:val="single" w:color="D9C3A8" w:sz="4"/>
               <w:left w:val="single" w:color="D9C3A8" w:sz="4"/>
@@ -1552,7 +1552,7 @@
         </w:tc>
         <w:tc>
           <w:tcPr>
-            <w:tcW w:type="dxa" w:w="974"/>
+            <w:tcW w:type="dxa" w:w="973"/>
             <w:tcBorders>
               <w:top w:val="single" w:color="D9C3A8" w:sz="4"/>
               <w:left w:val="single" w:color="D9C3A8" w:sz="4"/>
@@ -1579,7 +1579,7 @@
         </w:tc>
         <w:tc>
           <w:tcPr>
-            <w:tcW w:type="dxa" w:w="1614"/>
+            <w:tcW w:type="dxa" w:w="1585"/>
             <w:tcBorders>
               <w:top w:val="single" w:color="D9C3A8" w:sz="4"/>
               <w:left w:val="single" w:color="D9C3A8" w:sz="4"/>
@@ -1606,7 +1606,7 @@
         </w:tc>
         <w:tc>
           <w:tcPr>
-            <w:tcW w:type="dxa" w:w="1012"/>
+            <w:tcW w:type="dxa" w:w="994"/>
             <w:tcBorders>
               <w:top w:val="single" w:color="D9C3A8" w:sz="4"/>
               <w:left w:val="single" w:color="D9C3A8" w:sz="4"/>
@@ -1633,7 +1633,7 @@
         </w:tc>
         <w:tc>
           <w:tcPr>
-            <w:tcW w:type="dxa" w:w="1641"/>
+            <w:tcW w:type="dxa" w:w="1611"/>
             <w:tcBorders>
               <w:top w:val="single" w:color="D9C3A8" w:sz="4"/>
               <w:left w:val="single" w:color="D9C3A8" w:sz="4"/>
@@ -1665,7 +1665,7 @@
         </w:trPr>
         <w:tc>
           <w:tcPr>
-            <w:tcW w:type="dxa" w:w="974"/>
+            <w:tcW w:type="dxa" w:w="973"/>
             <w:tcBorders>
               <w:top w:val="single" w:color="D9C3A8" w:sz="4"/>
               <w:left w:val="single" w:color="D9C3A8" w:sz="4"/>
@@ -1692,7 +1692,7 @@
         </w:tc>
         <w:tc>
           <w:tcPr>
-            <w:tcW w:type="dxa" w:w="1504"/>
+            <w:tcW w:type="dxa" w:w="1612"/>
             <w:tcBorders>
               <w:top w:val="single" w:color="D9C3A8" w:sz="4"/>
               <w:left w:val="single" w:color="D9C3A8" w:sz="4"/>
@@ -1719,7 +1719,7 @@
         </w:tc>
         <w:tc>
           <w:tcPr>
-            <w:tcW w:type="dxa" w:w="1641"/>
+            <w:tcW w:type="dxa" w:w="1612"/>
             <w:tcBorders>
               <w:top w:val="single" w:color="D9C3A8" w:sz="4"/>
               <w:left w:val="single" w:color="D9C3A8" w:sz="4"/>
@@ -1746,7 +1746,7 @@
         </w:tc>
         <w:tc>
           <w:tcPr>
-            <w:tcW w:type="dxa" w:w="974"/>
+            <w:tcW w:type="dxa" w:w="973"/>
             <w:tcBorders>
               <w:top w:val="single" w:color="D9C3A8" w:sz="4"/>
               <w:left w:val="single" w:color="D9C3A8" w:sz="4"/>
@@ -1773,7 +1773,7 @@
         </w:tc>
         <w:tc>
           <w:tcPr>
-            <w:tcW w:type="dxa" w:w="1614"/>
+            <w:tcW w:type="dxa" w:w="1585"/>
             <w:tcBorders>
               <w:top w:val="single" w:color="D9C3A8" w:sz="4"/>
               <w:left w:val="single" w:color="D9C3A8" w:sz="4"/>
@@ -1800,7 +1800,7 @@
         </w:tc>
         <w:tc>
           <w:tcPr>
-            <w:tcW w:type="dxa" w:w="1012"/>
+            <w:tcW w:type="dxa" w:w="994"/>
             <w:tcBorders>
               <w:top w:val="single" w:color="D9C3A8" w:sz="4"/>
               <w:left w:val="single" w:color="D9C3A8" w:sz="4"/>
@@ -1827,7 +1827,7 @@
         </w:tc>
         <w:tc>
           <w:tcPr>
-            <w:tcW w:type="dxa" w:w="1641"/>
+            <w:tcW w:type="dxa" w:w="1611"/>
             <w:tcBorders>
               <w:top w:val="single" w:color="D9C3A8" w:sz="4"/>
               <w:left w:val="single" w:color="D9C3A8" w:sz="4"/>
@@ -1859,7 +1859,7 @@
         </w:trPr>
         <w:tc>
           <w:tcPr>
-            <w:tcW w:type="dxa" w:w="974"/>
+            <w:tcW w:type="dxa" w:w="973"/>
             <w:tcBorders>
               <w:top w:val="single" w:color="D9C3A8" w:sz="4"/>
               <w:left w:val="single" w:color="D9C3A8" w:sz="4"/>
@@ -1886,7 +1886,7 @@
         </w:tc>
         <w:tc>
           <w:tcPr>
-            <w:tcW w:type="dxa" w:w="1504"/>
+            <w:tcW w:type="dxa" w:w="1612"/>
             <w:tcBorders>
               <w:top w:val="single" w:color="D9C3A8" w:sz="4"/>
               <w:left w:val="single" w:color="D9C3A8" w:sz="4"/>
@@ -1913,7 +1913,7 @@
         </w:tc>
         <w:tc>
           <w:tcPr>
-            <w:tcW w:type="dxa" w:w="1641"/>
+            <w:tcW w:type="dxa" w:w="1612"/>
             <w:tcBorders>
               <w:top w:val="single" w:color="D9C3A8" w:sz="4"/>
               <w:left w:val="single" w:color="D9C3A8" w:sz="4"/>
@@ -1940,7 +1940,7 @@
         </w:tc>
         <w:tc>
           <w:tcPr>
-            <w:tcW w:type="dxa" w:w="974"/>
+            <w:tcW w:type="dxa" w:w="973"/>
             <w:tcBorders>
               <w:top w:val="single" w:color="D9C3A8" w:sz="4"/>
               <w:left w:val="single" w:color="D9C3A8" w:sz="4"/>
@@ -1967,7 +1967,7 @@
         </w:tc>
         <w:tc>
           <w:tcPr>
-            <w:tcW w:type="dxa" w:w="1614"/>
+            <w:tcW w:type="dxa" w:w="1585"/>
             <w:tcBorders>
               <w:top w:val="single" w:color="D9C3A8" w:sz="4"/>
               <w:left w:val="single" w:color="D9C3A8" w:sz="4"/>
@@ -1994,7 +1994,7 @@
         </w:tc>
         <w:tc>
           <w:tcPr>
-            <w:tcW w:type="dxa" w:w="1012"/>
+            <w:tcW w:type="dxa" w:w="994"/>
             <w:tcBorders>
               <w:top w:val="single" w:color="D9C3A8" w:sz="4"/>
               <w:left w:val="single" w:color="D9C3A8" w:sz="4"/>
@@ -2021,7 +2021,7 @@
         </w:tc>
         <w:tc>
           <w:tcPr>
-            <w:tcW w:type="dxa" w:w="1641"/>
+            <w:tcW w:type="dxa" w:w="1611"/>
             <w:tcBorders>
               <w:top w:val="single" w:color="D9C3A8" w:sz="4"/>
               <w:left w:val="single" w:color="D9C3A8" w:sz="4"/>
@@ -2069,7 +2069,7 @@
         </w:trPr>
         <w:tc>
           <w:tcPr>
-            <w:tcW w:type="dxa" w:w="974"/>
+            <w:tcW w:type="dxa" w:w="973"/>
             <w:tcBorders>
               <w:top w:val="single" w:color="D9C3A8" w:sz="4"/>
               <w:left w:val="single" w:color="D9C3A8" w:sz="4"/>
@@ -2096,7 +2096,7 @@
         </w:tc>
         <w:tc>
           <w:tcPr>
-            <w:tcW w:type="dxa" w:w="1504"/>
+            <w:tcW w:type="dxa" w:w="1612"/>
             <w:tcBorders>
               <w:top w:val="single" w:color="D9C3A8" w:sz="4"/>
               <w:left w:val="single" w:color="D9C3A8" w:sz="4"/>
@@ -2123,7 +2123,7 @@
         </w:tc>
         <w:tc>
           <w:tcPr>
-            <w:tcW w:type="dxa" w:w="1641"/>
+            <w:tcW w:type="dxa" w:w="1612"/>
             <w:tcBorders>
               <w:top w:val="single" w:color="D9C3A8" w:sz="4"/>
               <w:left w:val="single" w:color="D9C3A8" w:sz="4"/>
@@ -2159,7 +2159,7 @@
         </w:tc>
         <w:tc>
           <w:tcPr>
-            <w:tcW w:type="dxa" w:w="974"/>
+            <w:tcW w:type="dxa" w:w="973"/>
             <w:tcBorders>
               <w:top w:val="single" w:color="D9C3A8" w:sz="4"/>
               <w:left w:val="single" w:color="D9C3A8" w:sz="4"/>
@@ -2186,7 +2186,7 @@
         </w:tc>
         <w:tc>
           <w:tcPr>
-            <w:tcW w:type="dxa" w:w="1614"/>
+            <w:tcW w:type="dxa" w:w="1585"/>
             <w:tcBorders>
               <w:top w:val="single" w:color="D9C3A8" w:sz="4"/>
               <w:left w:val="single" w:color="D9C3A8" w:sz="4"/>
@@ -2229,7 +2229,7 @@
         </w:tc>
         <w:tc>
           <w:tcPr>
-            <w:tcW w:type="dxa" w:w="1012"/>
+            <w:tcW w:type="dxa" w:w="994"/>
             <w:tcBorders>
               <w:top w:val="single" w:color="D9C3A8" w:sz="4"/>
               <w:left w:val="single" w:color="D9C3A8" w:sz="4"/>
@@ -2256,7 +2256,7 @@
         </w:tc>
         <w:tc>
           <w:tcPr>
-            <w:tcW w:type="dxa" w:w="1641"/>
+            <w:tcW w:type="dxa" w:w="1611"/>
             <w:tcBorders>
               <w:top w:val="single" w:color="D9C3A8" w:sz="4"/>
               <w:left w:val="single" w:color="D9C3A8" w:sz="4"/>
@@ -2288,7 +2288,7 @@
         </w:trPr>
         <w:tc>
           <w:tcPr>
-            <w:tcW w:type="dxa" w:w="974"/>
+            <w:tcW w:type="dxa" w:w="973"/>
             <w:tcBorders>
               <w:top w:val="single" w:color="D9C3A8" w:sz="4"/>
               <w:left w:val="single" w:color="D9C3A8" w:sz="4"/>
@@ -2315,7 +2315,7 @@
         </w:tc>
         <w:tc>
           <w:tcPr>
-            <w:tcW w:type="dxa" w:w="1504"/>
+            <w:tcW w:type="dxa" w:w="1612"/>
             <w:tcBorders>
               <w:top w:val="single" w:color="D9C3A8" w:sz="4"/>
               <w:left w:val="single" w:color="D9C3A8" w:sz="4"/>
@@ -2342,7 +2342,7 @@
         </w:tc>
         <w:tc>
           <w:tcPr>
-            <w:tcW w:type="dxa" w:w="1641"/>
+            <w:tcW w:type="dxa" w:w="1612"/>
             <w:tcBorders>
               <w:top w:val="single" w:color="D9C3A8" w:sz="4"/>
               <w:left w:val="single" w:color="D9C3A8" w:sz="4"/>
@@ -2369,7 +2369,7 @@
         </w:tc>
         <w:tc>
           <w:tcPr>
-            <w:tcW w:type="dxa" w:w="974"/>
+            <w:tcW w:type="dxa" w:w="973"/>
             <w:tcBorders>
               <w:top w:val="single" w:color="D9C3A8" w:sz="4"/>
               <w:left w:val="single" w:color="D9C3A8" w:sz="4"/>
@@ -2396,7 +2396,7 @@
         </w:tc>
         <w:tc>
           <w:tcPr>
-            <w:tcW w:type="dxa" w:w="1614"/>
+            <w:tcW w:type="dxa" w:w="1585"/>
             <w:tcBorders>
               <w:top w:val="single" w:color="D9C3A8" w:sz="4"/>
               <w:left w:val="single" w:color="D9C3A8" w:sz="4"/>
@@ -2423,7 +2423,7 @@
         </w:tc>
         <w:tc>
           <w:tcPr>
-            <w:tcW w:type="dxa" w:w="1012"/>
+            <w:tcW w:type="dxa" w:w="994"/>
             <w:tcBorders>
               <w:top w:val="single" w:color="D9C3A8" w:sz="4"/>
               <w:left w:val="single" w:color="D9C3A8" w:sz="4"/>
@@ -2450,7 +2450,7 @@
         </w:tc>
         <w:tc>
           <w:tcPr>
-            <w:tcW w:type="dxa" w:w="1641"/>
+            <w:tcW w:type="dxa" w:w="1611"/>
             <w:tcBorders>
               <w:top w:val="single" w:color="D9C3A8" w:sz="4"/>
               <w:left w:val="single" w:color="D9C3A8" w:sz="4"/>
@@ -2482,7 +2482,7 @@
         </w:trPr>
         <w:tc>
           <w:tcPr>
-            <w:tcW w:type="dxa" w:w="974"/>
+            <w:tcW w:type="dxa" w:w="973"/>
             <w:tcBorders>
               <w:top w:val="single" w:color="D9C3A8" w:sz="4"/>
               <w:left w:val="single" w:color="D9C3A8" w:sz="4"/>
@@ -2509,7 +2509,7 @@
         </w:tc>
         <w:tc>
           <w:tcPr>
-            <w:tcW w:type="dxa" w:w="1504"/>
+            <w:tcW w:type="dxa" w:w="1612"/>
             <w:tcBorders>
               <w:top w:val="single" w:color="D9C3A8" w:sz="4"/>
               <w:left w:val="single" w:color="D9C3A8" w:sz="4"/>
@@ -2536,7 +2536,7 @@
         </w:tc>
         <w:tc>
           <w:tcPr>
-            <w:tcW w:type="dxa" w:w="1641"/>
+            <w:tcW w:type="dxa" w:w="1612"/>
             <w:tcBorders>
               <w:top w:val="single" w:color="D9C3A8" w:sz="4"/>
               <w:left w:val="single" w:color="D9C3A8" w:sz="4"/>
@@ -2563,7 +2563,7 @@
         </w:tc>
         <w:tc>
           <w:tcPr>
-            <w:tcW w:type="dxa" w:w="974"/>
+            <w:tcW w:type="dxa" w:w="973"/>
             <w:tcBorders>
               <w:top w:val="single" w:color="D9C3A8" w:sz="4"/>
               <w:left w:val="single" w:color="D9C3A8" w:sz="4"/>
@@ -2590,7 +2590,7 @@
         </w:tc>
         <w:tc>
           <w:tcPr>
-            <w:tcW w:type="dxa" w:w="1614"/>
+            <w:tcW w:type="dxa" w:w="1585"/>
             <w:tcBorders>
               <w:top w:val="single" w:color="D9C3A8" w:sz="4"/>
               <w:left w:val="single" w:color="D9C3A8" w:sz="4"/>
@@ -2617,7 +2617,7 @@
         </w:tc>
         <w:tc>
           <w:tcPr>
-            <w:tcW w:type="dxa" w:w="1012"/>
+            <w:tcW w:type="dxa" w:w="994"/>
             <w:tcBorders>
               <w:top w:val="single" w:color="D9C3A8" w:sz="4"/>
               <w:left w:val="single" w:color="D9C3A8" w:sz="4"/>
@@ -2644,7 +2644,7 @@
         </w:tc>
         <w:tc>
           <w:tcPr>
-            <w:tcW w:type="dxa" w:w="1641"/>
+            <w:tcW w:type="dxa" w:w="1611"/>
             <w:tcBorders>
               <w:top w:val="single" w:color="D9C3A8" w:sz="4"/>
               <w:left w:val="single" w:color="D9C3A8" w:sz="4"/>
@@ -2676,7 +2676,7 @@
         </w:trPr>
         <w:tc>
           <w:tcPr>
-            <w:tcW w:type="dxa" w:w="974"/>
+            <w:tcW w:type="dxa" w:w="973"/>
             <w:tcBorders>
               <w:top w:val="single" w:color="D9C3A8" w:sz="4"/>
               <w:left w:val="single" w:color="D9C3A8" w:sz="4"/>
@@ -2703,7 +2703,7 @@
         </w:tc>
         <w:tc>
           <w:tcPr>
-            <w:tcW w:type="dxa" w:w="1504"/>
+            <w:tcW w:type="dxa" w:w="1612"/>
             <w:tcBorders>
               <w:top w:val="single" w:color="D9C3A8" w:sz="4"/>
               <w:left w:val="single" w:color="D9C3A8" w:sz="4"/>
@@ -2730,7 +2730,7 @@
         </w:tc>
         <w:tc>
           <w:tcPr>
-            <w:tcW w:type="dxa" w:w="1641"/>
+            <w:tcW w:type="dxa" w:w="1612"/>
             <w:tcBorders>
               <w:top w:val="single" w:color="D9C3A8" w:sz="4"/>
               <w:left w:val="single" w:color="D9C3A8" w:sz="4"/>
@@ -2757,7 +2757,7 @@
         </w:tc>
         <w:tc>
           <w:tcPr>
-            <w:tcW w:type="dxa" w:w="974"/>
+            <w:tcW w:type="dxa" w:w="973"/>
             <w:tcBorders>
               <w:top w:val="single" w:color="D9C3A8" w:sz="4"/>
               <w:left w:val="single" w:color="D9C3A8" w:sz="4"/>
@@ -2784,7 +2784,7 @@
         </w:tc>
         <w:tc>
           <w:tcPr>
-            <w:tcW w:type="dxa" w:w="1614"/>
+            <w:tcW w:type="dxa" w:w="1585"/>
             <w:tcBorders>
               <w:top w:val="single" w:color="D9C3A8" w:sz="4"/>
               <w:left w:val="single" w:color="D9C3A8" w:sz="4"/>
@@ -2811,7 +2811,7 @@
         </w:tc>
         <w:tc>
           <w:tcPr>
-            <w:tcW w:type="dxa" w:w="1012"/>
+            <w:tcW w:type="dxa" w:w="994"/>
             <w:tcBorders>
               <w:top w:val="single" w:color="D9C3A8" w:sz="4"/>
               <w:left w:val="single" w:color="D9C3A8" w:sz="4"/>
@@ -2838,7 +2838,7 @@
         </w:tc>
         <w:tc>
           <w:tcPr>
-            <w:tcW w:type="dxa" w:w="1641"/>
+            <w:tcW w:type="dxa" w:w="1611"/>
             <w:tcBorders>
               <w:top w:val="single" w:color="D9C3A8" w:sz="4"/>
               <w:left w:val="single" w:color="D9C3A8" w:sz="4"/>
@@ -2879,7 +2879,7 @@
         </w:trPr>
         <w:tc>
           <w:tcPr>
-            <w:tcW w:type="dxa" w:w="974"/>
+            <w:tcW w:type="dxa" w:w="973"/>
             <w:tcBorders>
               <w:top w:val="single" w:color="D9C3A8" w:sz="4"/>
               <w:left w:val="single" w:color="D9C3A8" w:sz="4"/>
@@ -2906,7 +2906,7 @@
         </w:tc>
         <w:tc>
           <w:tcPr>
-            <w:tcW w:type="dxa" w:w="1504"/>
+            <w:tcW w:type="dxa" w:w="1612"/>
             <w:tcBorders>
               <w:top w:val="single" w:color="D9C3A8" w:sz="4"/>
               <w:left w:val="single" w:color="D9C3A8" w:sz="4"/>
@@ -2933,7 +2933,7 @@
         </w:tc>
         <w:tc>
           <w:tcPr>
-            <w:tcW w:type="dxa" w:w="1641"/>
+            <w:tcW w:type="dxa" w:w="1612"/>
             <w:tcBorders>
               <w:top w:val="single" w:color="D9C3A8" w:sz="4"/>
               <w:left w:val="single" w:color="D9C3A8" w:sz="4"/>
@@ -2960,7 +2960,7 @@
         </w:tc>
         <w:tc>
           <w:tcPr>
-            <w:tcW w:type="dxa" w:w="974"/>
+            <w:tcW w:type="dxa" w:w="973"/>
             <w:tcBorders>
               <w:top w:val="single" w:color="D9C3A8" w:sz="4"/>
               <w:left w:val="single" w:color="D9C3A8" w:sz="4"/>
@@ -2987,7 +2987,7 @@
         </w:tc>
         <w:tc>
           <w:tcPr>
-            <w:tcW w:type="dxa" w:w="1614"/>
+            <w:tcW w:type="dxa" w:w="1585"/>
             <w:tcBorders>
               <w:top w:val="single" w:color="D9C3A8" w:sz="4"/>
               <w:left w:val="single" w:color="D9C3A8" w:sz="4"/>
@@ -3014,7 +3014,7 @@
         </w:tc>
         <w:tc>
           <w:tcPr>
-            <w:tcW w:type="dxa" w:w="1012"/>
+            <w:tcW w:type="dxa" w:w="994"/>
             <w:tcBorders>
               <w:top w:val="single" w:color="D9C3A8" w:sz="4"/>
               <w:left w:val="single" w:color="D9C3A8" w:sz="4"/>
@@ -3041,7 +3041,7 @@
         </w:tc>
         <w:tc>
           <w:tcPr>
-            <w:tcW w:type="dxa" w:w="1641"/>
+            <w:tcW w:type="dxa" w:w="1611"/>
             <w:tcBorders>
               <w:top w:val="single" w:color="D9C3A8" w:sz="4"/>
               <w:left w:val="single" w:color="D9C3A8" w:sz="4"/>
@@ -3073,7 +3073,7 @@
         </w:trPr>
         <w:tc>
           <w:tcPr>
-            <w:tcW w:type="dxa" w:w="974"/>
+            <w:tcW w:type="dxa" w:w="973"/>
             <w:tcBorders>
               <w:top w:val="single" w:color="D9C3A8" w:sz="4"/>
               <w:left w:val="single" w:color="D9C3A8" w:sz="4"/>
@@ -3100,7 +3100,7 @@
         </w:tc>
         <w:tc>
           <w:tcPr>
-            <w:tcW w:type="dxa" w:w="1504"/>
+            <w:tcW w:type="dxa" w:w="1612"/>
             <w:tcBorders>
               <w:top w:val="single" w:color="D9C3A8" w:sz="4"/>
               <w:left w:val="single" w:color="D9C3A8" w:sz="4"/>
@@ -3127,7 +3127,7 @@
         </w:tc>
         <w:tc>
           <w:tcPr>
-            <w:tcW w:type="dxa" w:w="1641"/>
+            <w:tcW w:type="dxa" w:w="1612"/>
             <w:tcBorders>
               <w:top w:val="single" w:color="D9C3A8" w:sz="4"/>
               <w:left w:val="single" w:color="D9C3A8" w:sz="4"/>
@@ -3154,7 +3154,7 @@
         </w:tc>
         <w:tc>
           <w:tcPr>
-            <w:tcW w:type="dxa" w:w="974"/>
+            <w:tcW w:type="dxa" w:w="973"/>
             <w:tcBorders>
               <w:top w:val="single" w:color="D9C3A8" w:sz="4"/>
               <w:left w:val="single" w:color="D9C3A8" w:sz="4"/>
@@ -3181,7 +3181,7 @@
         </w:tc>
         <w:tc>
           <w:tcPr>
-            <w:tcW w:type="dxa" w:w="1614"/>
+            <w:tcW w:type="dxa" w:w="1585"/>
             <w:tcBorders>
               <w:top w:val="single" w:color="D9C3A8" w:sz="4"/>
               <w:left w:val="single" w:color="D9C3A8" w:sz="4"/>
@@ -3208,7 +3208,7 @@
         </w:tc>
         <w:tc>
           <w:tcPr>
-            <w:tcW w:type="dxa" w:w="1012"/>
+            <w:tcW w:type="dxa" w:w="994"/>
             <w:tcBorders>
               <w:top w:val="single" w:color="D9C3A8" w:sz="4"/>
               <w:left w:val="single" w:color="D9C3A8" w:sz="4"/>
@@ -3235,7 +3235,7 @@
         </w:tc>
         <w:tc>
           <w:tcPr>
-            <w:tcW w:type="dxa" w:w="1641"/>
+            <w:tcW w:type="dxa" w:w="1611"/>
             <w:tcBorders>
               <w:top w:val="single" w:color="D9C3A8" w:sz="4"/>
               <w:left w:val="single" w:color="D9C3A8" w:sz="4"/>
@@ -3267,7 +3267,7 @@
         </w:trPr>
         <w:tc>
           <w:tcPr>
-            <w:tcW w:type="dxa" w:w="974"/>
+            <w:tcW w:type="dxa" w:w="973"/>
             <w:tcBorders>
               <w:top w:val="single" w:color="D9C3A8" w:sz="4"/>
               <w:left w:val="single" w:color="D9C3A8" w:sz="4"/>
@@ -3294,61 +3294,61 @@
         </w:tc>
         <w:tc>
           <w:tcPr>
-            <w:tcW w:type="dxa" w:w="1504"/>
-            <w:tcBorders>
-              <w:top w:val="single" w:color="D9C3A8" w:sz="4"/>
-              <w:left w:val="single" w:color="D9C3A8" w:sz="4"/>
-              <w:bottom w:val="single" w:color="D9C3A8" w:sz="4"/>
-              <w:right w:val="single" w:color="D9C3A8" w:sz="4"/>
-            </w:tcBorders>
-            <w:shd w:fill="F7ECDA" w:color="auto" w:val="clear"/>
-            <w:tcMar>
-              <w:top w:type="dxa" w:w="50"/>
-              <w:left w:type="dxa" w:w="80"/>
-              <w:bottom w:type="dxa" w:w="50"/>
-              <w:right w:type="dxa" w:w="80"/>
-            </w:tcMar>
-          </w:tcPr>
-          <w:p>
-            <w:r>
-              <w:rPr>
-                <w:sz w:val="19"/>
-                <w:szCs w:val="19"/>
-              </w:rPr>
-              <w:t xml:space="preserve">Pauta: costo por contacto que llega por anuncio</w:t>
-            </w:r>
-          </w:p>
-        </w:tc>
-        <w:tc>
-          <w:tcPr>
-            <w:tcW w:type="dxa" w:w="1641"/>
-            <w:tcBorders>
-              <w:top w:val="single" w:color="D9C3A8" w:sz="4"/>
-              <w:left w:val="single" w:color="D9C3A8" w:sz="4"/>
-              <w:bottom w:val="single" w:color="D9C3A8" w:sz="4"/>
-              <w:right w:val="single" w:color="D9C3A8" w:sz="4"/>
-            </w:tcBorders>
-            <w:shd w:fill="F7ECDA" w:color="auto" w:val="clear"/>
-            <w:tcMar>
-              <w:top w:type="dxa" w:w="50"/>
-              <w:left w:type="dxa" w:w="80"/>
-              <w:bottom w:type="dxa" w:w="50"/>
-              <w:right w:type="dxa" w:w="80"/>
-            </w:tcMar>
-          </w:tcPr>
-          <w:p>
-            <w:r>
-              <w:rPr>
-                <w:sz w:val="19"/>
-                <w:szCs w:val="19"/>
-              </w:rPr>
-              <w:t xml:space="preserve">S/5 o menos [META PROPUESTA]</w:t>
-            </w:r>
-          </w:p>
-        </w:tc>
-        <w:tc>
-          <w:tcPr>
-            <w:tcW w:type="dxa" w:w="974"/>
+            <w:tcW w:type="dxa" w:w="1612"/>
+            <w:tcBorders>
+              <w:top w:val="single" w:color="D9C3A8" w:sz="4"/>
+              <w:left w:val="single" w:color="D9C3A8" w:sz="4"/>
+              <w:bottom w:val="single" w:color="D9C3A8" w:sz="4"/>
+              <w:right w:val="single" w:color="D9C3A8" w:sz="4"/>
+            </w:tcBorders>
+            <w:shd w:fill="F7ECDA" w:color="auto" w:val="clear"/>
+            <w:tcMar>
+              <w:top w:type="dxa" w:w="50"/>
+              <w:left w:type="dxa" w:w="80"/>
+              <w:bottom w:type="dxa" w:w="50"/>
+              <w:right w:type="dxa" w:w="80"/>
+            </w:tcMar>
+          </w:tcPr>
+          <w:p>
+            <w:r>
+              <w:rPr>
+                <w:sz w:val="19"/>
+                <w:szCs w:val="19"/>
+              </w:rPr>
+              <w:t xml:space="preserve">Pauta: costo por contacto que llega por anuncio (en Meta, "costo por conversación" de WhatsApp: es la misma métrica del #14 y del #17)</w:t>
+            </w:r>
+          </w:p>
+        </w:tc>
+        <w:tc>
+          <w:tcPr>
+            <w:tcW w:type="dxa" w:w="1612"/>
+            <w:tcBorders>
+              <w:top w:val="single" w:color="D9C3A8" w:sz="4"/>
+              <w:left w:val="single" w:color="D9C3A8" w:sz="4"/>
+              <w:bottom w:val="single" w:color="D9C3A8" w:sz="4"/>
+              <w:right w:val="single" w:color="D9C3A8" w:sz="4"/>
+            </w:tcBorders>
+            <w:shd w:fill="F7ECDA" w:color="auto" w:val="clear"/>
+            <w:tcMar>
+              <w:top w:type="dxa" w:w="50"/>
+              <w:left w:type="dxa" w:w="80"/>
+              <w:bottom w:type="dxa" w:w="50"/>
+              <w:right w:type="dxa" w:w="80"/>
+            </w:tcMar>
+          </w:tcPr>
+          <w:p>
+            <w:r>
+              <w:rPr>
+                <w:sz w:val="19"/>
+                <w:szCs w:val="19"/>
+              </w:rPr>
+              <w:t xml:space="preserve">S/5 o menos [META PROPUESTA]. Línea base con promedios de mercado: S/8.23 (#17). La meta se busca con las rondas de prueba 5-3-2 (#14, sección 3.7)</w:t>
+            </w:r>
+          </w:p>
+        </w:tc>
+        <w:tc>
+          <w:tcPr>
+            <w:tcW w:type="dxa" w:w="973"/>
             <w:tcBorders>
               <w:top w:val="single" w:color="D9C3A8" w:sz="4"/>
               <w:left w:val="single" w:color="D9C3A8" w:sz="4"/>
@@ -3375,7 +3375,7 @@
         </w:tc>
         <w:tc>
           <w:tcPr>
-            <w:tcW w:type="dxa" w:w="1614"/>
+            <w:tcW w:type="dxa" w:w="1585"/>
             <w:tcBorders>
               <w:top w:val="single" w:color="D9C3A8" w:sz="4"/>
               <w:left w:val="single" w:color="D9C3A8" w:sz="4"/>
@@ -3402,7 +3402,7 @@
         </w:tc>
         <w:tc>
           <w:tcPr>
-            <w:tcW w:type="dxa" w:w="1012"/>
+            <w:tcW w:type="dxa" w:w="994"/>
             <w:tcBorders>
               <w:top w:val="single" w:color="D9C3A8" w:sz="4"/>
               <w:left w:val="single" w:color="D9C3A8" w:sz="4"/>
@@ -3429,28 +3429,28 @@
         </w:tc>
         <w:tc>
           <w:tcPr>
-            <w:tcW w:type="dxa" w:w="1641"/>
-            <w:tcBorders>
-              <w:top w:val="single" w:color="D9C3A8" w:sz="4"/>
-              <w:left w:val="single" w:color="D9C3A8" w:sz="4"/>
-              <w:bottom w:val="single" w:color="D9C3A8" w:sz="4"/>
-              <w:right w:val="single" w:color="D9C3A8" w:sz="4"/>
-            </w:tcBorders>
-            <w:shd w:fill="F7ECDA" w:color="auto" w:val="clear"/>
-            <w:tcMar>
-              <w:top w:type="dxa" w:w="50"/>
-              <w:left w:type="dxa" w:w="80"/>
-              <w:bottom w:type="dxa" w:w="50"/>
-              <w:right w:type="dxa" w:w="80"/>
-            </w:tcMar>
-          </w:tcPr>
-          <w:p>
-            <w:r>
-              <w:rPr>
-                <w:sz w:val="19"/>
-                <w:szCs w:val="19"/>
-              </w:rPr>
-              <w:t xml:space="preserve">Si pasa de S/8 durante 2 meses: cambiar el anuncio o el público y pasar parte de esos soles a degustación, sin cambiar el total del mes</w:t>
+            <w:tcW w:type="dxa" w:w="1611"/>
+            <w:tcBorders>
+              <w:top w:val="single" w:color="D9C3A8" w:sz="4"/>
+              <w:left w:val="single" w:color="D9C3A8" w:sz="4"/>
+              <w:bottom w:val="single" w:color="D9C3A8" w:sz="4"/>
+              <w:right w:val="single" w:color="D9C3A8" w:sz="4"/>
+            </w:tcBorders>
+            <w:shd w:fill="F7ECDA" w:color="auto" w:val="clear"/>
+            <w:tcMar>
+              <w:top w:type="dxa" w:w="50"/>
+              <w:left w:type="dxa" w:w="80"/>
+              <w:bottom w:type="dxa" w:w="50"/>
+              <w:right w:type="dxa" w:w="80"/>
+            </w:tcMar>
+          </w:tcPr>
+          <w:p>
+            <w:r>
+              <w:rPr>
+                <w:sz w:val="19"/>
+                <w:szCs w:val="19"/>
+              </w:rPr>
+              <w:t xml:space="preserve">Si pasa de S/8 durante 2 meses: cambiar el anuncio o el público y pasar parte de esos soles a degustación, sin cambiar el total del mes. En enero se espera un costo cerca de la base porque corren las rondas 2 y 3: la decisión se toma al cierre de febrero</w:t>
             </w:r>
           </w:p>
         </w:tc>
@@ -3461,7 +3461,7 @@
         </w:trPr>
         <w:tc>
           <w:tcPr>
-            <w:tcW w:type="dxa" w:w="974"/>
+            <w:tcW w:type="dxa" w:w="973"/>
             <w:tcBorders>
               <w:top w:val="single" w:color="D9C3A8" w:sz="4"/>
               <w:left w:val="single" w:color="D9C3A8" w:sz="4"/>
@@ -3488,7 +3488,7 @@
         </w:tc>
         <w:tc>
           <w:tcPr>
-            <w:tcW w:type="dxa" w:w="1504"/>
+            <w:tcW w:type="dxa" w:w="1612"/>
             <w:tcBorders>
               <w:top w:val="single" w:color="D9C3A8" w:sz="4"/>
               <w:left w:val="single" w:color="D9C3A8" w:sz="4"/>
@@ -3515,7 +3515,7 @@
         </w:tc>
         <w:tc>
           <w:tcPr>
-            <w:tcW w:type="dxa" w:w="1641"/>
+            <w:tcW w:type="dxa" w:w="1612"/>
             <w:tcBorders>
               <w:top w:val="single" w:color="D9C3A8" w:sz="4"/>
               <w:left w:val="single" w:color="D9C3A8" w:sz="4"/>
@@ -3542,7 +3542,7 @@
         </w:tc>
         <w:tc>
           <w:tcPr>
-            <w:tcW w:type="dxa" w:w="974"/>
+            <w:tcW w:type="dxa" w:w="973"/>
             <w:tcBorders>
               <w:top w:val="single" w:color="D9C3A8" w:sz="4"/>
               <w:left w:val="single" w:color="D9C3A8" w:sz="4"/>
@@ -3569,7 +3569,7 @@
         </w:tc>
         <w:tc>
           <w:tcPr>
-            <w:tcW w:type="dxa" w:w="1614"/>
+            <w:tcW w:type="dxa" w:w="1585"/>
             <w:tcBorders>
               <w:top w:val="single" w:color="D9C3A8" w:sz="4"/>
               <w:left w:val="single" w:color="D9C3A8" w:sz="4"/>
@@ -3596,7 +3596,7 @@
         </w:tc>
         <w:tc>
           <w:tcPr>
-            <w:tcW w:type="dxa" w:w="1012"/>
+            <w:tcW w:type="dxa" w:w="994"/>
             <w:tcBorders>
               <w:top w:val="single" w:color="D9C3A8" w:sz="4"/>
               <w:left w:val="single" w:color="D9C3A8" w:sz="4"/>
@@ -3623,7 +3623,7 @@
         </w:tc>
         <w:tc>
           <w:tcPr>
-            <w:tcW w:type="dxa" w:w="1641"/>
+            <w:tcW w:type="dxa" w:w="1611"/>
             <w:tcBorders>
               <w:top w:val="single" w:color="D9C3A8" w:sz="4"/>
               <w:left w:val="single" w:color="D9C3A8" w:sz="4"/>
@@ -3655,7 +3655,7 @@
         </w:trPr>
         <w:tc>
           <w:tcPr>
-            <w:tcW w:type="dxa" w:w="974"/>
+            <w:tcW w:type="dxa" w:w="973"/>
             <w:tcBorders>
               <w:top w:val="single" w:color="D9C3A8" w:sz="4"/>
               <w:left w:val="single" w:color="D9C3A8" w:sz="4"/>
@@ -3682,7 +3682,7 @@
         </w:tc>
         <w:tc>
           <w:tcPr>
-            <w:tcW w:type="dxa" w:w="1504"/>
+            <w:tcW w:type="dxa" w:w="1612"/>
             <w:tcBorders>
               <w:top w:val="single" w:color="D9C3A8" w:sz="4"/>
               <w:left w:val="single" w:color="D9C3A8" w:sz="4"/>
@@ -3709,7 +3709,7 @@
         </w:tc>
         <w:tc>
           <w:tcPr>
-            <w:tcW w:type="dxa" w:w="1641"/>
+            <w:tcW w:type="dxa" w:w="1612"/>
             <w:tcBorders>
               <w:top w:val="single" w:color="D9C3A8" w:sz="4"/>
               <w:left w:val="single" w:color="D9C3A8" w:sz="4"/>
@@ -3736,7 +3736,7 @@
         </w:tc>
         <w:tc>
           <w:tcPr>
-            <w:tcW w:type="dxa" w:w="974"/>
+            <w:tcW w:type="dxa" w:w="973"/>
             <w:tcBorders>
               <w:top w:val="single" w:color="D9C3A8" w:sz="4"/>
               <w:left w:val="single" w:color="D9C3A8" w:sz="4"/>
@@ -3763,7 +3763,7 @@
         </w:tc>
         <w:tc>
           <w:tcPr>
-            <w:tcW w:type="dxa" w:w="1614"/>
+            <w:tcW w:type="dxa" w:w="1585"/>
             <w:tcBorders>
               <w:top w:val="single" w:color="D9C3A8" w:sz="4"/>
               <w:left w:val="single" w:color="D9C3A8" w:sz="4"/>
@@ -3806,7 +3806,7 @@
         </w:tc>
         <w:tc>
           <w:tcPr>
-            <w:tcW w:type="dxa" w:w="1012"/>
+            <w:tcW w:type="dxa" w:w="994"/>
             <w:tcBorders>
               <w:top w:val="single" w:color="D9C3A8" w:sz="4"/>
               <w:left w:val="single" w:color="D9C3A8" w:sz="4"/>
@@ -3833,7 +3833,7 @@
         </w:tc>
         <w:tc>
           <w:tcPr>
-            <w:tcW w:type="dxa" w:w="1641"/>
+            <w:tcW w:type="dxa" w:w="1611"/>
             <w:tcBorders>
               <w:top w:val="single" w:color="D9C3A8" w:sz="4"/>
               <w:left w:val="single" w:color="D9C3A8" w:sz="4"/>
@@ -3865,7 +3865,7 @@
         </w:trPr>
         <w:tc>
           <w:tcPr>
-            <w:tcW w:type="dxa" w:w="974"/>
+            <w:tcW w:type="dxa" w:w="973"/>
             <w:tcBorders>
               <w:top w:val="single" w:color="D9C3A8" w:sz="4"/>
               <w:left w:val="single" w:color="D9C3A8" w:sz="4"/>
@@ -3892,7 +3892,7 @@
         </w:tc>
         <w:tc>
           <w:tcPr>
-            <w:tcW w:type="dxa" w:w="1504"/>
+            <w:tcW w:type="dxa" w:w="1612"/>
             <w:tcBorders>
               <w:top w:val="single" w:color="D9C3A8" w:sz="4"/>
               <w:left w:val="single" w:color="D9C3A8" w:sz="4"/>
@@ -3919,7 +3919,7 @@
         </w:tc>
         <w:tc>
           <w:tcPr>
-            <w:tcW w:type="dxa" w:w="1641"/>
+            <w:tcW w:type="dxa" w:w="1612"/>
             <w:tcBorders>
               <w:top w:val="single" w:color="D9C3A8" w:sz="4"/>
               <w:left w:val="single" w:color="D9C3A8" w:sz="4"/>
@@ -3946,7 +3946,7 @@
         </w:tc>
         <w:tc>
           <w:tcPr>
-            <w:tcW w:type="dxa" w:w="974"/>
+            <w:tcW w:type="dxa" w:w="973"/>
             <w:tcBorders>
               <w:top w:val="single" w:color="D9C3A8" w:sz="4"/>
               <w:left w:val="single" w:color="D9C3A8" w:sz="4"/>
@@ -3973,7 +3973,7 @@
         </w:tc>
         <w:tc>
           <w:tcPr>
-            <w:tcW w:type="dxa" w:w="1614"/>
+            <w:tcW w:type="dxa" w:w="1585"/>
             <w:tcBorders>
               <w:top w:val="single" w:color="D9C3A8" w:sz="4"/>
               <w:left w:val="single" w:color="D9C3A8" w:sz="4"/>
@@ -4016,7 +4016,7 @@
         </w:tc>
         <w:tc>
           <w:tcPr>
-            <w:tcW w:type="dxa" w:w="1012"/>
+            <w:tcW w:type="dxa" w:w="994"/>
             <w:tcBorders>
               <w:top w:val="single" w:color="D9C3A8" w:sz="4"/>
               <w:left w:val="single" w:color="D9C3A8" w:sz="4"/>
@@ -4043,7 +4043,7 @@
         </w:tc>
         <w:tc>
           <w:tcPr>
-            <w:tcW w:type="dxa" w:w="1641"/>
+            <w:tcW w:type="dxa" w:w="1611"/>
             <w:tcBorders>
               <w:top w:val="single" w:color="D9C3A8" w:sz="4"/>
               <w:left w:val="single" w:color="D9C3A8" w:sz="4"/>
@@ -4084,7 +4084,7 @@
         </w:trPr>
         <w:tc>
           <w:tcPr>
-            <w:tcW w:type="dxa" w:w="974"/>
+            <w:tcW w:type="dxa" w:w="973"/>
             <w:tcBorders>
               <w:top w:val="single" w:color="D9C3A8" w:sz="4"/>
               <w:left w:val="single" w:color="D9C3A8" w:sz="4"/>
@@ -4111,7 +4111,7 @@
         </w:tc>
         <w:tc>
           <w:tcPr>
-            <w:tcW w:type="dxa" w:w="1504"/>
+            <w:tcW w:type="dxa" w:w="1612"/>
             <w:tcBorders>
               <w:top w:val="single" w:color="D9C3A8" w:sz="4"/>
               <w:left w:val="single" w:color="D9C3A8" w:sz="4"/>
@@ -4138,7 +4138,7 @@
         </w:tc>
         <w:tc>
           <w:tcPr>
-            <w:tcW w:type="dxa" w:w="1641"/>
+            <w:tcW w:type="dxa" w:w="1612"/>
             <w:tcBorders>
               <w:top w:val="single" w:color="D9C3A8" w:sz="4"/>
               <w:left w:val="single" w:color="D9C3A8" w:sz="4"/>
@@ -4165,7 +4165,7 @@
         </w:tc>
         <w:tc>
           <w:tcPr>
-            <w:tcW w:type="dxa" w:w="974"/>
+            <w:tcW w:type="dxa" w:w="973"/>
             <w:tcBorders>
               <w:top w:val="single" w:color="D9C3A8" w:sz="4"/>
               <w:left w:val="single" w:color="D9C3A8" w:sz="4"/>
@@ -4192,7 +4192,7 @@
         </w:tc>
         <w:tc>
           <w:tcPr>
-            <w:tcW w:type="dxa" w:w="1614"/>
+            <w:tcW w:type="dxa" w:w="1585"/>
             <w:tcBorders>
               <w:top w:val="single" w:color="D9C3A8" w:sz="4"/>
               <w:left w:val="single" w:color="D9C3A8" w:sz="4"/>
@@ -4219,7 +4219,7 @@
         </w:tc>
         <w:tc>
           <w:tcPr>
-            <w:tcW w:type="dxa" w:w="1012"/>
+            <w:tcW w:type="dxa" w:w="994"/>
             <w:tcBorders>
               <w:top w:val="single" w:color="D9C3A8" w:sz="4"/>
               <w:left w:val="single" w:color="D9C3A8" w:sz="4"/>
@@ -4246,7 +4246,7 @@
         </w:tc>
         <w:tc>
           <w:tcPr>
-            <w:tcW w:type="dxa" w:w="1641"/>
+            <w:tcW w:type="dxa" w:w="1611"/>
             <w:tcBorders>
               <w:top w:val="single" w:color="D9C3A8" w:sz="4"/>
               <w:left w:val="single" w:color="D9C3A8" w:sz="4"/>
@@ -4278,7 +4278,7 @@
         </w:trPr>
         <w:tc>
           <w:tcPr>
-            <w:tcW w:type="dxa" w:w="974"/>
+            <w:tcW w:type="dxa" w:w="973"/>
             <w:tcBorders>
               <w:top w:val="single" w:color="D9C3A8" w:sz="4"/>
               <w:left w:val="single" w:color="D9C3A8" w:sz="4"/>
@@ -4305,7 +4305,7 @@
         </w:tc>
         <w:tc>
           <w:tcPr>
-            <w:tcW w:type="dxa" w:w="1504"/>
+            <w:tcW w:type="dxa" w:w="1612"/>
             <w:tcBorders>
               <w:top w:val="single" w:color="D9C3A8" w:sz="4"/>
               <w:left w:val="single" w:color="D9C3A8" w:sz="4"/>
@@ -4332,7 +4332,7 @@
         </w:tc>
         <w:tc>
           <w:tcPr>
-            <w:tcW w:type="dxa" w:w="1641"/>
+            <w:tcW w:type="dxa" w:w="1612"/>
             <w:tcBorders>
               <w:top w:val="single" w:color="D9C3A8" w:sz="4"/>
               <w:left w:val="single" w:color="D9C3A8" w:sz="4"/>
@@ -4359,7 +4359,7 @@
         </w:tc>
         <w:tc>
           <w:tcPr>
-            <w:tcW w:type="dxa" w:w="974"/>
+            <w:tcW w:type="dxa" w:w="973"/>
             <w:tcBorders>
               <w:top w:val="single" w:color="D9C3A8" w:sz="4"/>
               <w:left w:val="single" w:color="D9C3A8" w:sz="4"/>
@@ -4386,7 +4386,7 @@
         </w:tc>
         <w:tc>
           <w:tcPr>
-            <w:tcW w:type="dxa" w:w="1614"/>
+            <w:tcW w:type="dxa" w:w="1585"/>
             <w:tcBorders>
               <w:top w:val="single" w:color="D9C3A8" w:sz="4"/>
               <w:left w:val="single" w:color="D9C3A8" w:sz="4"/>
@@ -4413,7 +4413,7 @@
         </w:tc>
         <w:tc>
           <w:tcPr>
-            <w:tcW w:type="dxa" w:w="1012"/>
+            <w:tcW w:type="dxa" w:w="994"/>
             <w:tcBorders>
               <w:top w:val="single" w:color="D9C3A8" w:sz="4"/>
               <w:left w:val="single" w:color="D9C3A8" w:sz="4"/>
@@ -4440,7 +4440,7 @@
         </w:tc>
         <w:tc>
           <w:tcPr>
-            <w:tcW w:type="dxa" w:w="1641"/>
+            <w:tcW w:type="dxa" w:w="1611"/>
             <w:tcBorders>
               <w:top w:val="single" w:color="D9C3A8" w:sz="4"/>
               <w:left w:val="single" w:color="D9C3A8" w:sz="4"/>
@@ -10418,7 +10418,7 @@
                 <w:sz w:val="19"/>
                 <w:szCs w:val="19"/>
               </w:rPr>
-              <w:t xml:space="preserve">Solo así se usa la línea de S/3,000. Con −20 % la caja mínima sería −S/2,188 en febrero</w:t>
+              <w:t xml:space="preserve">Solo así se usa la línea de S/3,000. Con −20 % en los stands (#06) la caja baja de S/1,000 en abril y llega a −S/2,188 en agosto de 2027</w:t>
             </w:r>
           </w:p>
         </w:tc>
@@ -10514,7 +10514,19 @@
         <w:t xml:space="preserve">Conexión con el FODA (#4).</w:t>
       </w:r>
       <w:r>
-        <w:t xml:space="preserve"> Cuando el FODA esté listo, cada amenaza y cada debilidad importante debe tener un KPI en esta tabla.</w:t>
+        <w:t xml:space="preserve"> El FODA ya está en </w:t>
+      </w:r>
+      <w:r>
+        <w:rPr>
+          <w:rFonts w:ascii="Consolas" w:cs="Consolas" w:eastAsia="Consolas" w:hAnsi="Consolas"/>
+          <w:color w:val="4A2018"/>
+          <w:sz w:val="19"/>
+          <w:szCs w:val="19"/>
+        </w:rPr>
+        <w:t xml:space="preserve">T2_04_FODA-y-FODA-cruzado.md</w:t>
+      </w:r>
+      <w:r>
+        <w:t xml:space="preserve">. Sus debilidades y amenazas principales tienen KPI aquí: D3 y D6 (stands y equilibrio) con los KPI 1 a 3; D5 (escaneo) con el KPI 6; D1 (presupuesto chico) con los KPI 12 y 15; F4 y O2 (sin octógono y colegios) con los KPI 8 y 17; A4 (crédito caro) con la fila 10 del tablero.</w:t>
       </w:r>
     </w:p>
     <w:p>
@@ -10697,7 +10709,19 @@
         <w:spacing w:after="60"/>
       </w:pPr>
       <w:r>
-        <w:t xml:space="preserve">Temas #06 y #07 del T2 (</w:t>
+        <w:t xml:space="preserve">Temas #04, #06, #07, #14 y #17 del T2 (</w:t>
+      </w:r>
+      <w:r>
+        <w:rPr>
+          <w:rFonts w:ascii="Consolas" w:cs="Consolas" w:eastAsia="Consolas" w:hAnsi="Consolas"/>
+          <w:color w:val="4A2018"/>
+          <w:sz w:val="19"/>
+          <w:szCs w:val="19"/>
+        </w:rPr>
+        <w:t xml:space="preserve">T2_04_FODA-y-FODA-cruzado.md</w:t>
+      </w:r>
+      <w:r>
+        <w:t xml:space="preserve">, </w:t>
       </w:r>
       <w:r>
         <w:rPr>
@@ -10709,6 +10733,30 @@
         <w:t xml:space="preserve">T2_06_Proyeccion-de-demanda.md</w:t>
       </w:r>
       <w:r>
+        <w:t xml:space="preserve">, </w:t>
+      </w:r>
+      <w:r>
+        <w:rPr>
+          <w:rFonts w:ascii="Consolas" w:cs="Consolas" w:eastAsia="Consolas" w:hAnsi="Consolas"/>
+          <w:color w:val="4A2018"/>
+          <w:sz w:val="19"/>
+          <w:szCs w:val="19"/>
+        </w:rPr>
+        <w:t xml:space="preserve">T2_07_Objetivos-SMART.md</w:t>
+      </w:r>
+      <w:r>
+        <w:t xml:space="preserve">, </w:t>
+      </w:r>
+      <w:r>
+        <w:rPr>
+          <w:rFonts w:ascii="Consolas" w:cs="Consolas" w:eastAsia="Consolas" w:hAnsi="Consolas"/>
+          <w:color w:val="4A2018"/>
+          <w:sz w:val="19"/>
+          <w:szCs w:val="19"/>
+        </w:rPr>
+        <w:t xml:space="preserve">T2_14_Ecosistema-digital-y-Meta-Ads.md</w:t>
+      </w:r>
+      <w:r>
         <w:t xml:space="preserve"> y </w:t>
       </w:r>
       <w:r>
@@ -10718,7 +10766,7 @@
           <w:sz w:val="19"/>
           <w:szCs w:val="19"/>
         </w:rPr>
-        <w:t xml:space="preserve">T2_07_Objetivos-SMART.md</w:t>
+        <w:t xml:space="preserve">T2_17_Presupuesto.md</w:t>
       </w:r>
       <w:r>
         <w:t xml:space="preserve">).</w:t>
